--- a/output/投研舆情晨报_2026-09-24.docx
+++ b/output/投研舆情晨报_2026-09-24.docx
@@ -19,7 +19,7 @@
           <w:color w:val="8A939E"/>
           <w:sz w:val="18"/>
         </w:rPr>
-        <w:t>覆盖 6 家媒体 · 入库 12,554 条 · 去重后 2,311 条 · 识别热点 69 个</w:t>
+        <w:t>覆盖 6 家媒体 · 入库 13,201 条 · 去重后 2,277 条 · 识别热点 57 个</w:t>
       </w:r>
     </w:p>
     <w:p>
@@ -126,69 +126,7 @@
           </w:tcPr>
           <w:p>
             <w:r>
-              <w:t>0.819</w:t>
-            </w:r>
-          </w:p>
-        </w:tc>
-        <w:tc>
-          <w:tcPr>
-            <w:tcW w:type="dxa" w:w="1440"/>
-          </w:tcPr>
-          <w:p>
-            <w:r>
-              <w:t>爆点</w:t>
-            </w:r>
-          </w:p>
-        </w:tc>
-        <w:tc>
-          <w:tcPr>
-            <w:tcW w:type="dxa" w:w="1440"/>
-          </w:tcPr>
-          <w:p>
-            <w:r>
-              <w:t>综合</w:t>
-            </w:r>
-          </w:p>
-        </w:tc>
-        <w:tc>
-          <w:tcPr>
-            <w:tcW w:type="dxa" w:w="1440"/>
-          </w:tcPr>
-          <w:p>
-            <w:r>
-              <w:t>9家川企跻身2026中国民营企业500强，通威、其亚、新希望</w:t>
-            </w:r>
-          </w:p>
-        </w:tc>
-        <w:tc>
-          <w:tcPr>
-            <w:tcW w:type="dxa" w:w="1440"/>
-          </w:tcPr>
-          <w:p>
-            <w:r>
-              <w:t>21/3</w:t>
-            </w:r>
-          </w:p>
-        </w:tc>
-      </w:tr>
-      <w:tr>
-        <w:tc>
-          <w:tcPr>
-            <w:tcW w:type="dxa" w:w="1440"/>
-          </w:tcPr>
-          <w:p>
-            <w:r>
-              <w:t>2</w:t>
-            </w:r>
-          </w:p>
-        </w:tc>
-        <w:tc>
-          <w:tcPr>
-            <w:tcW w:type="dxa" w:w="1440"/>
-          </w:tcPr>
-          <w:p>
-            <w:r>
-              <w:t>0.746</w:t>
+              <w:t>0.824</w:t>
             </w:r>
           </w:p>
         </w:tc>
@@ -218,7 +156,7 @@
           </w:tcPr>
           <w:p>
             <w:r>
-              <w:t>地产风云突变！万科A炸板，地产ETF标的指数一度冲高4.5%</w:t>
+              <w:t>A股半导体多股大涨超10%，佰维存储涨超2% 房地产2股3连</w:t>
             </w:r>
           </w:p>
         </w:tc>
@@ -228,7 +166,7 @@
           </w:tcPr>
           <w:p>
             <w:r>
-              <w:t>19/4</w:t>
+              <w:t>17/4</w:t>
             </w:r>
           </w:p>
         </w:tc>
@@ -240,7 +178,7 @@
           </w:tcPr>
           <w:p>
             <w:r>
-              <w:t>3</w:t>
+              <w:t>2</w:t>
             </w:r>
           </w:p>
         </w:tc>
@@ -250,7 +188,7 @@
           </w:tcPr>
           <w:p>
             <w:r>
-              <w:t>0.654</w:t>
+              <w:t>0.801</w:t>
             </w:r>
           </w:p>
         </w:tc>
@@ -290,7 +228,69 @@
           </w:tcPr>
           <w:p>
             <w:r>
-              <w:t>23/3</w:t>
+              <w:t>32/3</w:t>
+            </w:r>
+          </w:p>
+        </w:tc>
+      </w:tr>
+      <w:tr>
+        <w:tc>
+          <w:tcPr>
+            <w:tcW w:type="dxa" w:w="1440"/>
+          </w:tcPr>
+          <w:p>
+            <w:r>
+              <w:t>3</w:t>
+            </w:r>
+          </w:p>
+        </w:tc>
+        <w:tc>
+          <w:tcPr>
+            <w:tcW w:type="dxa" w:w="1440"/>
+          </w:tcPr>
+          <w:p>
+            <w:r>
+              <w:t>0.554</w:t>
+            </w:r>
+          </w:p>
+        </w:tc>
+        <w:tc>
+          <w:tcPr>
+            <w:tcW w:type="dxa" w:w="1440"/>
+          </w:tcPr>
+          <w:p>
+            <w:r>
+              <w:t>爆点</w:t>
+            </w:r>
+          </w:p>
+        </w:tc>
+        <w:tc>
+          <w:tcPr>
+            <w:tcW w:type="dxa" w:w="1440"/>
+          </w:tcPr>
+          <w:p>
+            <w:r>
+              <w:t>大宗与能化</w:t>
+            </w:r>
+          </w:p>
+        </w:tc>
+        <w:tc>
+          <w:tcPr>
+            <w:tcW w:type="dxa" w:w="1440"/>
+          </w:tcPr>
+          <w:p>
+            <w:r>
+              <w:t>商品期货开盘，集运欧线主力合约涨超2%，铂、沪银、沪镍、碳酸</w:t>
+            </w:r>
+          </w:p>
+        </w:tc>
+        <w:tc>
+          <w:tcPr>
+            <w:tcW w:type="dxa" w:w="1440"/>
+          </w:tcPr>
+          <w:p>
+            <w:r>
+              <w:t>4/3</w:t>
             </w:r>
           </w:p>
         </w:tc>
@@ -312,7 +312,69 @@
           </w:tcPr>
           <w:p>
             <w:r>
-              <w:t>0.555</w:t>
+              <w:t>0.552</w:t>
+            </w:r>
+          </w:p>
+        </w:tc>
+        <w:tc>
+          <w:tcPr>
+            <w:tcW w:type="dxa" w:w="1440"/>
+          </w:tcPr>
+          <w:p>
+            <w:r>
+              <w:t>爆点</w:t>
+            </w:r>
+          </w:p>
+        </w:tc>
+        <w:tc>
+          <w:tcPr>
+            <w:tcW w:type="dxa" w:w="1440"/>
+          </w:tcPr>
+          <w:p>
+            <w:r>
+              <w:t>AI与大模型</w:t>
+            </w:r>
+          </w:p>
+        </w:tc>
+        <w:tc>
+          <w:tcPr>
+            <w:tcW w:type="dxa" w:w="1440"/>
+          </w:tcPr>
+          <w:p>
+            <w:r>
+              <w:t>澳大利亚国防部长Marles：OpenAI智能体入侵是一起“</w:t>
+            </w:r>
+          </w:p>
+        </w:tc>
+        <w:tc>
+          <w:tcPr>
+            <w:tcW w:type="dxa" w:w="1440"/>
+          </w:tcPr>
+          <w:p>
+            <w:r>
+              <w:t>6/3</w:t>
+            </w:r>
+          </w:p>
+        </w:tc>
+      </w:tr>
+      <w:tr>
+        <w:tc>
+          <w:tcPr>
+            <w:tcW w:type="dxa" w:w="1440"/>
+          </w:tcPr>
+          <w:p>
+            <w:r>
+              <w:t>5</w:t>
+            </w:r>
+          </w:p>
+        </w:tc>
+        <w:tc>
+          <w:tcPr>
+            <w:tcW w:type="dxa" w:w="1440"/>
+          </w:tcPr>
+          <w:p>
+            <w:r>
+              <w:t>0.513</w:t>
             </w:r>
           </w:p>
         </w:tc>
@@ -342,7 +404,7 @@
           </w:tcPr>
           <w:p>
             <w:r>
-              <w:t>伊朗提出重开霍尔木兹海峡条件，特朗普称或在中期选举后达成协议</w:t>
+              <w:t>四川榜首！通威荣膺2026中国民营企业500强、中国制造业民</w:t>
             </w:r>
           </w:p>
         </w:tc>
@@ -352,69 +414,7 @@
           </w:tcPr>
           <w:p>
             <w:r>
-              <w:t>6/2</w:t>
-            </w:r>
-          </w:p>
-        </w:tc>
-      </w:tr>
-      <w:tr>
-        <w:tc>
-          <w:tcPr>
-            <w:tcW w:type="dxa" w:w="1440"/>
-          </w:tcPr>
-          <w:p>
-            <w:r>
-              <w:t>5</w:t>
-            </w:r>
-          </w:p>
-        </w:tc>
-        <w:tc>
-          <w:tcPr>
-            <w:tcW w:type="dxa" w:w="1440"/>
-          </w:tcPr>
-          <w:p>
-            <w:r>
-              <w:t>0.555</w:t>
-            </w:r>
-          </w:p>
-        </w:tc>
-        <w:tc>
-          <w:tcPr>
-            <w:tcW w:type="dxa" w:w="1440"/>
-          </w:tcPr>
-          <w:p>
-            <w:r>
-              <w:t>爆点</w:t>
-            </w:r>
-          </w:p>
-        </w:tc>
-        <w:tc>
-          <w:tcPr>
-            <w:tcW w:type="dxa" w:w="1440"/>
-          </w:tcPr>
-          <w:p>
-            <w:r>
-              <w:t>AI与大模型</w:t>
-            </w:r>
-          </w:p>
-        </w:tc>
-        <w:tc>
-          <w:tcPr>
-            <w:tcW w:type="dxa" w:w="1440"/>
-          </w:tcPr>
-          <w:p>
-            <w:r>
-              <w:t>Meta AI智能体Muse爆红后，遭亚马逊“封杀”！美国银</w:t>
-            </w:r>
-          </w:p>
-        </w:tc>
-        <w:tc>
-          <w:tcPr>
-            <w:tcW w:type="dxa" w:w="1440"/>
-          </w:tcPr>
-          <w:p>
-            <w:r>
-              <w:t>6/2</w:t>
+              <w:t>10/2</w:t>
             </w:r>
           </w:p>
         </w:tc>
@@ -436,7 +436,7 @@
           </w:tcPr>
           <w:p>
             <w:r>
-              <w:t>0.524</w:t>
+              <w:t>0.510</w:t>
             </w:r>
           </w:p>
         </w:tc>
@@ -446,7 +446,7 @@
           </w:tcPr>
           <w:p>
             <w:r>
-              <w:t>爆点</w:t>
+              <w:t>高热</w:t>
             </w:r>
           </w:p>
         </w:tc>
@@ -456,7 +456,7 @@
           </w:tcPr>
           <w:p>
             <w:r>
-              <w:t>半导体</w:t>
+              <w:t>综合</w:t>
             </w:r>
           </w:p>
         </w:tc>
@@ -466,7 +466,7 @@
           </w:tcPr>
           <w:p>
             <w:r>
-              <w:t>A股半导体多股大涨超10%，佰维存储涨超2% 房地产2股3连</w:t>
+              <w:t>A股传媒板块继续活跃，新华文轩5连板，新华传媒4连板，天威视</w:t>
             </w:r>
           </w:p>
         </w:tc>
@@ -476,7 +476,7 @@
           </w:tcPr>
           <w:p>
             <w:r>
-              <w:t>4/2</w:t>
+              <w:t>3/3</w:t>
             </w:r>
           </w:p>
         </w:tc>
@@ -498,7 +498,7 @@
           </w:tcPr>
           <w:p>
             <w:r>
-              <w:t>0.524</w:t>
+              <w:t>0.507</w:t>
             </w:r>
           </w:p>
         </w:tc>
@@ -560,7 +560,7 @@
           </w:tcPr>
           <w:p>
             <w:r>
-              <w:t>0.524</w:t>
+              <w:t>0.497</w:t>
             </w:r>
           </w:p>
         </w:tc>
@@ -580,7 +580,7 @@
           </w:tcPr>
           <w:p>
             <w:r>
-              <w:t>综合</w:t>
+              <w:t>国际市场</w:t>
             </w:r>
           </w:p>
         </w:tc>
@@ -590,7 +590,7 @@
           </w:tcPr>
           <w:p>
             <w:r>
-              <w:t>A股传媒板块继续活跃，新华文轩5连板，新华传媒4连板，天威视</w:t>
+              <w:t>日元缺乏明确鹰派指引，美元兑日元升至157.60附近，市场关</w:t>
             </w:r>
           </w:p>
         </w:tc>
@@ -600,7 +600,7 @@
           </w:tcPr>
           <w:p>
             <w:r>
-              <w:t>3/3</w:t>
+              <w:t>5/2</w:t>
             </w:r>
           </w:p>
         </w:tc>
@@ -622,7 +622,7 @@
           </w:tcPr>
           <w:p>
             <w:r>
-              <w:t>0.512</w:t>
+              <w:t>0.495</w:t>
             </w:r>
           </w:p>
         </w:tc>
@@ -684,7 +684,7 @@
           </w:tcPr>
           <w:p>
             <w:r>
-              <w:t>0.477</w:t>
+              <w:t>0.479</w:t>
             </w:r>
           </w:p>
         </w:tc>
@@ -704,7 +704,7 @@
           </w:tcPr>
           <w:p>
             <w:r>
-              <w:t>综合</w:t>
+              <w:t>AI与大模型</w:t>
             </w:r>
           </w:p>
         </w:tc>
@@ -714,7 +714,7 @@
           </w:tcPr>
           <w:p>
             <w:r>
-              <w:t>微软启动新一轮裁员：涉及约500名员工 集中在Xbox游戏部</w:t>
+              <w:t>甲骨文盘前股价下跌2.8%，公司就新墨西哥数据中心发出不可抗</w:t>
             </w:r>
           </w:p>
         </w:tc>
@@ -724,7 +724,7 @@
           </w:tcPr>
           <w:p>
             <w:r>
-              <w:t>3/2</w:t>
+              <w:t>5/2</w:t>
             </w:r>
           </w:p>
         </w:tc>
@@ -746,7 +746,7 @@
         <w:pStyle w:val="Heading2"/>
       </w:pPr>
       <w:r>
-        <w:t>9家川企跻身2026中国民营企业500强，通威、其亚、新希望收入超千亿元</w:t>
+        <w:t>A股半导体多股大涨超10%，佰维存储涨超2% 房地产2股3连板，白酒概念拉升，天佑德酒涨</w:t>
       </w:r>
     </w:p>
     <w:p>
@@ -755,7 +755,7 @@
           <w:color w:val="8A939E"/>
           <w:sz w:val="18"/>
         </w:rPr>
-        <w:t>热度 0.819（爆点）· 21 篇 / 3 家媒体 · 综合</w:t>
+        <w:t>热度 0.824（爆点）· 17 篇 / 4 家媒体 · 金融市场</w:t>
       </w:r>
     </w:p>
     <w:p>
@@ -767,7 +767,7 @@
         <w:t>事件概述：</w:t>
       </w:r>
       <w:r>
-        <w:t>「9家川企跻身2026中国民营企业500强，通威、其亚、新希望收入超千亿元」由 21 篇报道聚合而成，覆盖 3 家媒体，热度 0.819（爆点），所属板块类目：综合。</w:t>
+        <w:t>「A股半导体多股大涨超10%，佰维存储涨超2% 房地产2股3连板，白酒概念拉升，天佑德酒涨停后炸板」由 17 篇报道聚合而成，覆盖 4 家媒体，热度 0.824（爆点），所属板块类目：金融市场。</w:t>
       </w:r>
     </w:p>
     <w:p>
@@ -779,7 +779,7 @@
         <w:t>关键信息：</w:t>
       </w:r>
       <w:r>
-        <w:t>9家川企跻身2026中国民营企业500强，通威、其亚、新希望收入超千亿元；变化太大！民企500强榜单背后的新信号；广东49家企业上榜中国民企500强，华为、比亚迪、腾讯稳居TOP10</w:t>
+        <w:t>A股半导体多股大涨超10%，佰维存储涨超2% 房地产2股3连板，白酒概念拉升，天；房地产板块再度拉升，我爱我家、华远控股3连板，中华企业直线涨停，万科A、华丽家族；又是小作文！地产股大涨的原因找到了</w:t>
       </w:r>
     </w:p>
     <w:p>
@@ -812,7 +812,7 @@
           <w:color w:val="8A939E"/>
           <w:sz w:val="17"/>
         </w:rPr>
-        <w:t>引用：[1]9家川企跻身2026中国民营企业500强，通威、其亚 / [2]变化太大！民企500强榜单背后的新信号 / [3]广东49家企业上榜中国民企500强，华为、比亚迪、腾 / [4]11家福州企业入选2026中国民营企业500强！</w:t>
+        <w:t>引用：[1]A股半导体多股大涨超10%，佰维存储涨超2% 房地产 / [2]房地产板块再度拉升，我爱我家、华远控股3连板，中华企 / [3]又是小作文！地产股大涨的原因找到了 / [4]“一根穿云箭”，秒拉涨停</w:t>
       </w:r>
     </w:p>
     <w:p>
@@ -820,7 +820,7 @@
         <w:pStyle w:val="Heading2"/>
       </w:pPr>
       <w:r>
-        <w:t>地产风云突变！万科A炸板，地产ETF标的指数一度冲高4.5%！港股通创新药实力抗跌！科创</w:t>
+        <w:t>多重因素夹击，美债抛售加剧！5年期收益率2007年来首破5%，10年期站上5.1%</w:t>
       </w:r>
     </w:p>
     <w:p>
@@ -829,7 +829,7 @@
           <w:color w:val="8A939E"/>
           <w:sz w:val="18"/>
         </w:rPr>
-        <w:t>热度 0.746（爆点）· 19 篇 / 4 家媒体 · 金融市场</w:t>
+        <w:t>热度 0.801（爆点）· 32 篇 / 3 家媒体 · 国际市场</w:t>
       </w:r>
     </w:p>
     <w:p>
@@ -841,7 +841,7 @@
         <w:t>事件概述：</w:t>
       </w:r>
       <w:r>
-        <w:t>「地产风云突变！万科A炸板，地产ETF标的指数一度冲高4.5%！港股通创新药实力抗跌！科创芯片利好」由 19 篇报道聚合而成，覆盖 4 家媒体，热度 0.746（爆点），所属板块类目：金融市场。</w:t>
+        <w:t>「多重因素夹击，美债抛售加剧！5年期收益率2007年来首破5%，10年期站上5.1%」由 32 篇报道聚合而成，覆盖 3 家媒体，热度 0.801（爆点），所属板块类目：国际市场。</w:t>
       </w:r>
     </w:p>
     <w:p>
@@ -853,7 +853,81 @@
         <w:t>关键信息：</w:t>
       </w:r>
       <w:r>
-        <w:t>地产风云突变！万科A炸板，地产ETF标的指数一度冲高4.5%！港股通创新药实力抗；美股芯片暴涨点燃行情，科创芯片ETF易方达（589130）涨3.12%，国产替代；120亿涉案，1788亿元短期负债及借款！昔日的“地产一哥”，竟涨到“异动”了！</w:t>
+        <w:t>多重因素夹击，美债抛售加剧！5年期收益率2007年来首破5%，10年期站上5.1；市场计入美联储再度加息预期，10年期美债收益率创2007年以来新高；美债抛售加剧 30年期收益率升至2004年以来最高</w:t>
+      </w:r>
+    </w:p>
+    <w:p>
+      <w:r>
+        <w:rPr>
+          <w:b/>
+          <w:color w:val="16324F"/>
+        </w:rPr>
+        <w:t>市场影响：</w:t>
+      </w:r>
+      <w:r>
+        <w:t>关联板块代码：BK1361。（LLM 不可用，未生成研判，以上为检索与统计事实）</w:t>
+      </w:r>
+    </w:p>
+    <w:p>
+      <w:r>
+        <w:rPr>
+          <w:b/>
+          <w:color w:val="16324F"/>
+        </w:rPr>
+        <w:t>关注要点：</w:t>
+      </w:r>
+      <w:r>
+        <w:t>建议人工复核该事件的后续进展与板块联动。</w:t>
+      </w:r>
+    </w:p>
+    <w:p>
+      <w:r>
+        <w:rPr>
+          <w:color w:val="8A939E"/>
+          <w:sz w:val="17"/>
+        </w:rPr>
+        <w:t>引用：[1]多重因素夹击，美债抛售加剧！5年期收益率2007年来 / [2]市场计入美联储再度加息预期，10年期美债收益率创20 / [3]美债抛售加剧 30年期收益率升至2004年以来最高 / [4]美债收益率持续走高，2年期美债收益率升至4.79%，</w:t>
+      </w:r>
+    </w:p>
+    <w:p>
+      <w:pPr>
+        <w:pStyle w:val="Heading2"/>
+      </w:pPr>
+      <w:r>
+        <w:t>商品期货开盘，集运欧线主力合约涨超2%，铂、沪银、沪镍、碳酸锂、铝合金涨超1%。</w:t>
+      </w:r>
+    </w:p>
+    <w:p>
+      <w:r>
+        <w:rPr>
+          <w:color w:val="8A939E"/>
+          <w:sz w:val="18"/>
+        </w:rPr>
+        <w:t>热度 0.554（爆点）· 4 篇 / 3 家媒体 · 大宗与能化</w:t>
+      </w:r>
+    </w:p>
+    <w:p>
+      <w:r>
+        <w:rPr>
+          <w:b/>
+          <w:color w:val="16324F"/>
+        </w:rPr>
+        <w:t>事件概述：</w:t>
+      </w:r>
+      <w:r>
+        <w:t>「商品期货开盘，集运欧线主力合约涨超2%，铂、沪银、沪镍、碳酸锂、铝合金涨超1%。」由 4 篇报道聚合而成，覆盖 3 家媒体，热度 0.554（爆点），所属板块类目：大宗与能化。</w:t>
+      </w:r>
+    </w:p>
+    <w:p>
+      <w:r>
+        <w:rPr>
+          <w:b/>
+          <w:color w:val="16324F"/>
+        </w:rPr>
+        <w:t>关键信息：</w:t>
+      </w:r>
+      <w:r>
+        <w:t>商品期货开盘，集运欧线主力合约涨超2%，铂、沪银、沪镍、碳酸锂、铝合金涨超1%。；国内商品期货早盘开盘 主力合约涨跌不一；商品期货开盘，原油主力合约涨超4%，BR橡胶、燃料油、LU燃油涨超3%，苯乙烯、</w:t>
       </w:r>
     </w:p>
     <w:p>
@@ -886,7 +960,7 @@
           <w:color w:val="8A939E"/>
           <w:sz w:val="17"/>
         </w:rPr>
-        <w:t>引用：[1]地产风云突变！万科A炸板，地产ETF标的指数一度冲高 / [2]美股芯片暴涨点燃行情，科创芯片ETF易方达（5891 / [3]120亿涉案，1788亿元短期负债及借款！昔日的“地 / [4]港股开盘：恒生指数跌0.74% 恒生科技指数跌0.7</w:t>
+        <w:t>引用：[1]商品期货开盘，集运欧线主力合约涨超2%，铂、沪银、沪 / [2]国内商品期货早盘开盘 主力合约涨跌不一 / [3]商品期货开盘，原油主力合约涨超4%，BR橡胶、燃料油 / [4]国债期货开盘，30年期主力合约跌0.06%，10年期</w:t>
       </w:r>
     </w:p>
     <w:p>
@@ -894,7 +968,7 @@
         <w:pStyle w:val="Heading2"/>
       </w:pPr>
       <w:r>
-        <w:t>多重因素夹击，美债抛售加剧！5年期收益率2007年来首破5%，10年期站上5.1%</w:t>
+        <w:t>澳大利亚国防部长Marles：OpenAI智能体入侵是一起“严重事件”。 Ope</w:t>
       </w:r>
     </w:p>
     <w:p>
@@ -903,7 +977,7 @@
           <w:color w:val="8A939E"/>
           <w:sz w:val="18"/>
         </w:rPr>
-        <w:t>热度 0.654（爆点）· 23 篇 / 3 家媒体 · 国际市场</w:t>
+        <w:t>热度 0.552（爆点）· 6 篇 / 3 家媒体 · AI与大模型</w:t>
       </w:r>
     </w:p>
     <w:p>
@@ -915,7 +989,7 @@
         <w:t>事件概述：</w:t>
       </w:r>
       <w:r>
-        <w:t>「多重因素夹击，美债抛售加剧！5年期收益率2007年来首破5%，10年期站上5.1%」由 23 篇报道聚合而成，覆盖 3 家媒体，热度 0.654（爆点），所属板块类目：国际市场。</w:t>
+        <w:t>「澳大利亚国防部长Marles：OpenAI智能体入侵是一起“严重事件”。 Ope」由 6 篇报道聚合而成，覆盖 3 家媒体，热度 0.552（爆点），所属板块类目：AI与大模型。</w:t>
       </w:r>
     </w:p>
     <w:p>
@@ -927,7 +1001,7 @@
         <w:t>关键信息：</w:t>
       </w:r>
       <w:r>
-        <w:t>多重因素夹击，美债抛售加剧！5年期收益率2007年来首破5%，10年期站上5.1；市场计入美联储再度加息预期，10年期美债收益率创2007年以来新高；美债收益率持续走高，2年期美债收益率升至4.79%，创年内新高。</w:t>
+        <w:t>澳大利亚国防部长Marles：OpenAI智能体入侵是一起“严重事件”。 Ope；OpenAI智能体入侵澳大利亚公共医疗服务网站；澳大利亚总理称：OpenAI的AI智能体入侵澳政府系统</w:t>
       </w:r>
     </w:p>
     <w:p>
@@ -960,7 +1034,7 @@
           <w:color w:val="8A939E"/>
           <w:sz w:val="17"/>
         </w:rPr>
-        <w:t>引用：[1]多重因素夹击，美债抛售加剧！5年期收益率2007年来 / [2]市场计入美联储再度加息预期，10年期美债收益率创20 / [3]美债收益率持续走高，2年期美债收益率升至4.79%， / [4]一文读懂美债"黑色星期三"："完美风暴"冲击，"10</w:t>
+        <w:t>引用：[1]澳大利亚国防部长Marles：OpenAI智能体入侵 / [2]OpenAI智能体入侵澳大利亚公共医疗服务网站 / [3]澳大利亚总理称：OpenAI的AI智能体入侵澳政府系 / [4]OpenAI智能体未经授权访问澳大利亚政府网站 澳副</w:t>
       </w:r>
     </w:p>
     <w:p>
@@ -968,7 +1042,7 @@
         <w:pStyle w:val="Heading2"/>
       </w:pPr>
       <w:r>
-        <w:t>伊朗提出重开霍尔木兹海峡条件，特朗普称或在中期选举后达成协议</w:t>
+        <w:t>四川榜首！通威荣膺2026中国民营企业500强、中国制造业民营企业500强榜单</w:t>
       </w:r>
     </w:p>
     <w:p>
@@ -977,7 +1051,7 @@
           <w:color w:val="8A939E"/>
           <w:sz w:val="18"/>
         </w:rPr>
-        <w:t>热度 0.555（爆点）· 6 篇 / 2 家媒体 · 综合</w:t>
+        <w:t>热度 0.513（爆点）· 10 篇 / 2 家媒体 · 综合</w:t>
       </w:r>
     </w:p>
     <w:p>
@@ -989,7 +1063,7 @@
         <w:t>事件概述：</w:t>
       </w:r>
       <w:r>
-        <w:t>「伊朗提出重开霍尔木兹海峡条件，特朗普称或在中期选举后达成协议」由 6 篇报道聚合而成，覆盖 2 家媒体，热度 0.555（爆点），所属板块类目：综合。</w:t>
+        <w:t>「四川榜首！通威荣膺2026中国民营企业500强、中国制造业民营企业500强榜单」由 10 篇报道聚合而成，覆盖 2 家媒体，热度 0.513（爆点），所属板块类目：综合。</w:t>
       </w:r>
     </w:p>
     <w:p>
@@ -1001,7 +1075,7 @@
         <w:t>关键信息：</w:t>
       </w:r>
       <w:r>
-        <w:t>伊朗提出重开霍尔木兹海峡条件，特朗普称或在中期选举后达成协议；报道：伊朗提议7天内重开霍尔木兹海峡，以此推动外交谈判；伊朗向美国提出重启谈判条件 包括接受霍尔木兹海峡方案</w:t>
+        <w:t>四川榜首！通威荣膺2026中国民营企业500强、中国制造业民营企业500强榜单；2026中国民企500强鲁企全景图；【重点关注】2026中国制造业民营企业500强榜单</w:t>
       </w:r>
     </w:p>
     <w:p>
@@ -1034,81 +1108,7 @@
           <w:color w:val="8A939E"/>
           <w:sz w:val="17"/>
         </w:rPr>
-        <w:t>引用：[1]伊朗提出重开霍尔木兹海峡条件，特朗普称或在中期选举后 / [2]报道：伊朗提议7天内重开霍尔木兹海峡，以此推动外交谈 / [3]伊朗向美国提出重启谈判条件 包括接受霍尔木兹海峡方案 / [4]伊朗高级官员：“新”外交不会回到过去</w:t>
-      </w:r>
-    </w:p>
-    <w:p>
-      <w:pPr>
-        <w:pStyle w:val="Heading2"/>
-      </w:pPr>
-      <w:r>
-        <w:t>Meta AI智能体Muse爆红后，遭亚马逊“封杀”！美国银行等六家银行预警：AI可能发</w:t>
-      </w:r>
-    </w:p>
-    <w:p>
-      <w:r>
-        <w:rPr>
-          <w:color w:val="8A939E"/>
-          <w:sz w:val="18"/>
-        </w:rPr>
-        <w:t>热度 0.555（爆点）· 6 篇 / 2 家媒体 · AI与大模型</w:t>
-      </w:r>
-    </w:p>
-    <w:p>
-      <w:r>
-        <w:rPr>
-          <w:b/>
-          <w:color w:val="16324F"/>
-        </w:rPr>
-        <w:t>事件概述：</w:t>
-      </w:r>
-      <w:r>
-        <w:t>「Meta AI智能体Muse爆红后，遭亚马逊“封杀”！美国银行等六家银行预警：AI可能发生诈骗或」由 6 篇报道聚合而成，覆盖 2 家媒体，热度 0.555（爆点），所属板块类目：AI与大模型。</w:t>
-      </w:r>
-    </w:p>
-    <w:p>
-      <w:r>
-        <w:rPr>
-          <w:b/>
-          <w:color w:val="16324F"/>
-        </w:rPr>
-        <w:t>关键信息：</w:t>
-      </w:r>
-      <w:r>
-        <w:t>Meta AI智能体Muse爆红后，遭亚马逊“封杀”！美国银行等六家银行预警：A；Meta的Muse试图颠覆亚马逊，却遭遇挫败；亚马逊将Meta的Muse拒之门外</w:t>
-      </w:r>
-    </w:p>
-    <w:p>
-      <w:r>
-        <w:rPr>
-          <w:b/>
-          <w:color w:val="16324F"/>
-        </w:rPr>
-        <w:t>市场影响：</w:t>
-      </w:r>
-      <w:r>
-        <w:t>关联板块代码：BK0800。（LLM 不可用，未生成研判，以上为检索与统计事实）</w:t>
-      </w:r>
-    </w:p>
-    <w:p>
-      <w:r>
-        <w:rPr>
-          <w:b/>
-          <w:color w:val="16324F"/>
-        </w:rPr>
-        <w:t>关注要点：</w:t>
-      </w:r>
-      <w:r>
-        <w:t>建议人工复核该事件的后续进展与板块联动。</w:t>
-      </w:r>
-    </w:p>
-    <w:p>
-      <w:r>
-        <w:rPr>
-          <w:color w:val="8A939E"/>
-          <w:sz w:val="17"/>
-        </w:rPr>
-        <w:t>引用：[1]Meta AI智能体Muse爆红后，遭亚马逊“封杀” / [2]Meta的Muse试图颠覆亚马逊，却遭遇挫败 / [3]亚马逊将Meta的Muse拒之门外 / [4]Muse为何让Meta市值暴涨数千亿美元</w:t>
+        <w:t>引用：[1]四川榜首！通威荣膺2026中国民营企业500强、中国 / [2]2026中国民企500强鲁企全景图 / [3]【重点关注】2026中国制造业民营企业500强榜单 / [4]2026中国制造业民营企业500强榜单发布，黑龙江两</w:t>
       </w:r>
     </w:p>
     <w:p>
@@ -1127,7 +1127,7 @@
         <w:pStyle w:val="ListBullet"/>
       </w:pPr>
       <w:r>
-        <w:t>采集：6 家媒体公开接口，累计入库 12,554 条</w:t>
+        <w:t>采集：6 家媒体公开接口，累计入库 13,201 条</w:t>
       </w:r>
     </w:p>
     <w:p>
@@ -1135,7 +1135,7 @@
         <w:pStyle w:val="ListBullet"/>
       </w:pPr>
       <w:r>
-        <w:t>三层去重：2,544 → 2,311 条（精确89/SimHash9/语义135）</w:t>
+        <w:t>三层去重：2,515 → 2,277 条（精确85/SimHash7/语义146）</w:t>
       </w:r>
     </w:p>
     <w:p>
